--- a/docxs/ES_46_RV6.docx
+++ b/docxs/ES_46_RV6.docx
@@ -12407,6 +12407,515 @@
       </w:r>
       <w:r>
         <w:t xml:space="preserve">los ceros.</w:t>
+      </w:r>
+    </w:p>
+    <w:p>
+      <w:r>
+        <w:pict>
+          <v:rect style="width:0;height:1.5pt" o:hralign="center" o:hrstd="t" o:hr="t"/>
+        </w:pict>
+      </w:r>
+    </w:p>
+    <w:p>
+      <w:pPr>
+        <w:pStyle w:val="FirstParagraph"/>
+      </w:pPr>
+      <m:oMath>
+        <m:sSub>
+          <m:e>
+            <m:r>
+              <m:t>P</m:t>
+            </m:r>
+          </m:e>
+          <m:sub>
+            <m:r>
+              <m:t>R</m:t>
+            </m:r>
+            <m:r>
+              <m:t>I</m:t>
+            </m:r>
+            <m:r>
+              <m:t>M</m:t>
+            </m:r>
+          </m:sub>
+        </m:sSub>
+        <m:r>
+          <m:rPr>
+            <m:sty m:val="p"/>
+          </m:rPr>
+          <m:t>(</m:t>
+        </m:r>
+        <m:r>
+          <m:t>S</m:t>
+        </m:r>
+        <m:r>
+          <m:rPr>
+            <m:sty m:val="p"/>
+          </m:rPr>
+          <m:t>)</m:t>
+        </m:r>
+      </m:oMath>
+      <w:r>
+        <w:t xml:space="preserve"> </w:t>
+      </w:r>
+      <w:r>
+        <w:t xml:space="preserve">— Por la conservación de</w:t>
+      </w:r>
+      <w:r>
+        <w:t xml:space="preserve"> </w:t>
+      </w:r>
+      <m:oMath>
+        <m:r>
+          <m:t>ρ</m:t>
+        </m:r>
+      </m:oMath>
+      <w:r>
+        <w:t xml:space="preserve"> </w:t>
+      </w:r>
+      <w:r>
+        <w:t xml:space="preserve">mediante</w:t>
+      </w:r>
+      <w:r>
+        <w:t xml:space="preserve"> </w:t>
+      </w:r>
+      <m:oMath>
+        <m:r>
+          <m:t>f</m:t>
+        </m:r>
+      </m:oMath>
+      <w:r>
+        <w:t xml:space="preserve"> </w:t>
+      </w:r>
+      <w:r>
+        <w:t xml:space="preserve">y</w:t>
+      </w:r>
+      <w:r>
+        <w:t xml:space="preserve"> </w:t>
+      </w:r>
+      <m:oMath>
+        <m:sSup>
+          <m:e>
+            <m:r>
+              <m:t>f</m:t>
+            </m:r>
+          </m:e>
+          <m:sup>
+            <m:r>
+              <m:rPr>
+                <m:sty m:val="p"/>
+              </m:rPr>
+              <m:t>−</m:t>
+            </m:r>
+            <m:r>
+              <m:t>1</m:t>
+            </m:r>
+          </m:sup>
+        </m:sSup>
+      </m:oMath>
+      <w:r>
+        <w:t xml:space="preserve">,</w:t>
+      </w:r>
+    </w:p>
+    <w:p>
+      <w:pPr>
+        <w:pStyle w:val="BodyText"/>
+      </w:pPr>
+      <m:oMath>
+        <m:borderBox>
+          <m:e>
+            <m:r>
+              <m:rPr>
+                <m:sty m:val="p"/>
+              </m:rPr>
+              <m:t>∀</m:t>
+            </m:r>
+            <m:r>
+              <m:t>z</m:t>
+            </m:r>
+            <m:r>
+              <m:rPr>
+                <m:sty m:val="p"/>
+              </m:rPr>
+              <m:t>∈</m:t>
+            </m:r>
+            <m:sSub>
+              <m:e>
+                <m:r>
+                  <m:t>U</m:t>
+                </m:r>
+              </m:e>
+              <m:sub>
+                <m:r>
+                  <m:t>R</m:t>
+                </m:r>
+                <m:r>
+                  <m:t>i</m:t>
+                </m:r>
+                <m:r>
+                  <m:t>m</m:t>
+                </m:r>
+              </m:sub>
+            </m:sSub>
+            <m:r>
+              <m:rPr>
+                <m:sty m:val="p"/>
+              </m:rPr>
+              <m:t>,</m:t>
+            </m:r>
+            <m:r>
+              <m:t>  </m:t>
+            </m:r>
+            <m:sSub>
+              <m:e>
+                <m:r>
+                  <m:rPr>
+                    <m:sty m:val="p"/>
+                  </m:rPr>
+                  <m:t>Stable</m:t>
+                </m:r>
+              </m:e>
+              <m:sub>
+                <m:r>
+                  <m:t>R</m:t>
+                </m:r>
+                <m:r>
+                  <m:t>i</m:t>
+                </m:r>
+                <m:r>
+                  <m:t>m</m:t>
+                </m:r>
+              </m:sub>
+            </m:sSub>
+            <m:r>
+              <m:rPr>
+                <m:sty m:val="p"/>
+              </m:rPr>
+              <m:t>(</m:t>
+            </m:r>
+            <m:r>
+              <m:t>z</m:t>
+            </m:r>
+            <m:r>
+              <m:rPr>
+                <m:sty m:val="p"/>
+              </m:rPr>
+              <m:t>)</m:t>
+            </m:r>
+            <m:r>
+              <m:rPr>
+                <m:sty m:val="p"/>
+              </m:rPr>
+              <m:t>⇔</m:t>
+            </m:r>
+            <m:sSub>
+              <m:e>
+                <m:r>
+                  <m:t>ρ</m:t>
+                </m:r>
+              </m:e>
+              <m:sub>
+                <m:r>
+                  <m:t>R</m:t>
+                </m:r>
+              </m:sub>
+            </m:sSub>
+            <m:r>
+              <m:rPr>
+                <m:sty m:val="p"/>
+              </m:rPr>
+              <m:t>(</m:t>
+            </m:r>
+            <m:r>
+              <m:t>z</m:t>
+            </m:r>
+            <m:r>
+              <m:rPr>
+                <m:sty m:val="p"/>
+              </m:rPr>
+              <m:t>)</m:t>
+            </m:r>
+            <m:r>
+              <m:rPr>
+                <m:sty m:val="p"/>
+              </m:rPr>
+              <m:t>=</m:t>
+            </m:r>
+            <m:r>
+              <m:t>0</m:t>
+            </m:r>
+            <m:r>
+              <m:rPr>
+                <m:sty m:val="p"/>
+              </m:rPr>
+              <m:t>.</m:t>
+            </m:r>
+          </m:e>
+        </m:borderBox>
+      </m:oMath>
+      <w:r>
+        <w:t xml:space="preserve">​</w:t>
+      </w:r>
+    </w:p>
+    <w:p>
+      <w:pPr>
+        <w:pStyle w:val="BodyText"/>
+      </w:pPr>
+      <w:r>
+        <w:t xml:space="preserve">Por tanto, no existe ningún valor estable en</w:t>
+      </w:r>
+      <w:r>
+        <w:t xml:space="preserve"> </w:t>
+      </w:r>
+      <m:oMath>
+        <m:sSub>
+          <m:e>
+            <m:r>
+              <m:t>U</m:t>
+            </m:r>
+          </m:e>
+          <m:sub>
+            <m:r>
+              <m:t>R</m:t>
+            </m:r>
+            <m:r>
+              <m:t>i</m:t>
+            </m:r>
+            <m:r>
+              <m:t>m</m:t>
+            </m:r>
+          </m:sub>
+        </m:sSub>
+      </m:oMath>
+      <w:r>
+        <w:t xml:space="preserve"> </w:t>
+      </w:r>
+      <w:r>
+        <w:t xml:space="preserve">con</w:t>
+      </w:r>
+      <w:r>
+        <w:t xml:space="preserve"> </w:t>
+      </w:r>
+      <m:oMath>
+        <m:sSub>
+          <m:e>
+            <m:r>
+              <m:t>ρ</m:t>
+            </m:r>
+          </m:e>
+          <m:sub>
+            <m:r>
+              <m:t>R</m:t>
+            </m:r>
+          </m:sub>
+        </m:sSub>
+        <m:r>
+          <m:rPr>
+            <m:sty m:val="p"/>
+          </m:rPr>
+          <m:t>(</m:t>
+        </m:r>
+        <m:r>
+          <m:t>z</m:t>
+        </m:r>
+        <m:r>
+          <m:rPr>
+            <m:sty m:val="p"/>
+          </m:rPr>
+          <m:t>)</m:t>
+        </m:r>
+        <m:r>
+          <m:rPr>
+            <m:sty m:val="p"/>
+          </m:rPr>
+          <m:t>≠</m:t>
+        </m:r>
+        <m:r>
+          <m:t>0</m:t>
+        </m:r>
+      </m:oMath>
+      <w:r>
+        <w:t xml:space="preserve">. En particular, por la construcción de</w:t>
+      </w:r>
+      <w:r>
+        <w:t xml:space="preserve"> </w:t>
+      </w:r>
+      <m:oMath>
+        <m:sSubSup>
+          <m:e>
+            <m:r>
+              <m:t>Z</m:t>
+            </m:r>
+          </m:e>
+          <m:sub>
+            <m:r>
+              <m:t>R</m:t>
+            </m:r>
+            <m:r>
+              <m:t>i</m:t>
+            </m:r>
+            <m:r>
+              <m:t>m</m:t>
+            </m:r>
+          </m:sub>
+          <m:sup>
+            <m:r>
+              <m:t>n</m:t>
+            </m:r>
+            <m:r>
+              <m:t>t</m:t>
+            </m:r>
+          </m:sup>
+        </m:sSubSup>
+      </m:oMath>
+      <w:r>
+        <w:t xml:space="preserve">,</w:t>
+      </w:r>
+    </w:p>
+    <w:p>
+      <w:pPr>
+        <w:pStyle w:val="BodyText"/>
+      </w:pPr>
+      <m:oMath>
+        <m:borderBox>
+          <m:e>
+            <m:r>
+              <m:t>z</m:t>
+            </m:r>
+            <m:r>
+              <m:rPr>
+                <m:sty m:val="p"/>
+              </m:rPr>
+              <m:t>∈</m:t>
+            </m:r>
+            <m:sSubSup>
+              <m:e>
+                <m:r>
+                  <m:t>Z</m:t>
+                </m:r>
+              </m:e>
+              <m:sub>
+                <m:r>
+                  <m:t>R</m:t>
+                </m:r>
+                <m:r>
+                  <m:t>i</m:t>
+                </m:r>
+                <m:r>
+                  <m:t>m</m:t>
+                </m:r>
+              </m:sub>
+              <m:sup>
+                <m:r>
+                  <m:t>n</m:t>
+                </m:r>
+                <m:r>
+                  <m:t>t</m:t>
+                </m:r>
+              </m:sup>
+            </m:sSubSup>
+            <m:r>
+              <m:rPr>
+                <m:sty m:val="p"/>
+              </m:rPr>
+              <m:t>⇒</m:t>
+            </m:r>
+            <m:sSub>
+              <m:e>
+                <m:r>
+                  <m:rPr>
+                    <m:sty m:val="p"/>
+                  </m:rPr>
+                  <m:t>Stable</m:t>
+                </m:r>
+              </m:e>
+              <m:sub>
+                <m:r>
+                  <m:t>R</m:t>
+                </m:r>
+                <m:r>
+                  <m:t>i</m:t>
+                </m:r>
+                <m:r>
+                  <m:t>m</m:t>
+                </m:r>
+              </m:sub>
+            </m:sSub>
+            <m:r>
+              <m:rPr>
+                <m:sty m:val="p"/>
+              </m:rPr>
+              <m:t>(</m:t>
+            </m:r>
+            <m:r>
+              <m:t>z</m:t>
+            </m:r>
+            <m:r>
+              <m:rPr>
+                <m:sty m:val="p"/>
+              </m:rPr>
+              <m:t>)</m:t>
+            </m:r>
+            <m:r>
+              <m:rPr>
+                <m:sty m:val="p"/>
+              </m:rPr>
+              <m:t>⇒</m:t>
+            </m:r>
+            <m:sSub>
+              <m:e>
+                <m:r>
+                  <m:t>ρ</m:t>
+                </m:r>
+              </m:e>
+              <m:sub>
+                <m:r>
+                  <m:t>R</m:t>
+                </m:r>
+              </m:sub>
+            </m:sSub>
+            <m:r>
+              <m:rPr>
+                <m:sty m:val="p"/>
+              </m:rPr>
+              <m:t>(</m:t>
+            </m:r>
+            <m:r>
+              <m:t>z</m:t>
+            </m:r>
+            <m:r>
+              <m:rPr>
+                <m:sty m:val="p"/>
+              </m:rPr>
+              <m:t>)</m:t>
+            </m:r>
+            <m:r>
+              <m:rPr>
+                <m:sty m:val="p"/>
+              </m:rPr>
+              <m:t>=</m:t>
+            </m:r>
+            <m:r>
+              <m:t>0</m:t>
+            </m:r>
+            <m:r>
+              <m:rPr>
+                <m:sty m:val="p"/>
+              </m:rPr>
+              <m:t>.</m:t>
+            </m:r>
+          </m:e>
+        </m:borderBox>
+      </m:oMath>
+      <w:r>
+        <w:t xml:space="preserve">​</w:t>
+      </w:r>
+    </w:p>
+    <w:p>
+      <w:pPr>
+        <w:pStyle w:val="BodyText"/>
+      </w:pPr>
+      <w:r>
+        <w:t xml:space="preserve">Deps: T_ISO, P_RHO_ISO</w:t>
       </w:r>
     </w:p>
     <w:p>
@@ -15311,7 +15820,7 @@
         <w:pStyle w:val="BodyText"/>
       </w:pPr>
       <w:r>
-        <w:t xml:space="preserve">Deps: T_ISO, P_RHO_ISO, P_Z</w:t>
+        <w:t xml:space="preserve">Deps: T_ISO, P_RHO_ISO, P_RIM_S, P_Z</w:t>
       </w:r>
     </w:p>
     <w:p>
@@ -22091,6 +22600,13 @@
       </w:r>
       <w:r>
         <w:t xml:space="preserve">.</w:t>
+      </w:r>
+    </w:p>
+    <w:p>
+      <w:r>
+        <w:pict>
+          <v:rect style="width:0;height:1.5pt" o:hralign="center" o:hrstd="t" o:hr="t"/>
+        </w:pict>
       </w:r>
     </w:p>
     <w:bookmarkEnd w:id="48"/>
